--- a/Сети/КП/Документация/2. Опись альбома.docx
+++ b/Сети/КП/Документация/2. Опись альбома.docx
@@ -677,14 +677,16 @@
               <w:rPr>
                 <w:b/>
                 <w:color w:val="000000"/>
-                <w:szCs w:val="20"/>
+                <w:sz w:val="24"/>
+                <w:szCs w:val="18"/>
               </w:rPr>
             </w:pPr>
             <w:r>
               <w:rPr>
                 <w:b/>
                 <w:color w:val="000000"/>
-                <w:szCs w:val="20"/>
+                <w:sz w:val="24"/>
+                <w:szCs w:val="18"/>
               </w:rPr>
               <w:lastRenderedPageBreak/>
               <w:t>№</w:t>
@@ -715,14 +717,16 @@
               <w:rPr>
                 <w:b/>
                 <w:color w:val="000000"/>
-                <w:szCs w:val="20"/>
+                <w:sz w:val="24"/>
+                <w:szCs w:val="18"/>
               </w:rPr>
             </w:pPr>
             <w:r>
               <w:rPr>
                 <w:b/>
                 <w:color w:val="000000"/>
-                <w:szCs w:val="20"/>
+                <w:sz w:val="24"/>
+                <w:szCs w:val="18"/>
               </w:rPr>
               <w:t>Обозначение</w:t>
             </w:r>
@@ -753,14 +757,16 @@
               <w:rPr>
                 <w:b/>
                 <w:color w:val="000000"/>
-                <w:szCs w:val="20"/>
+                <w:sz w:val="24"/>
+                <w:szCs w:val="18"/>
               </w:rPr>
             </w:pPr>
             <w:r>
               <w:rPr>
                 <w:b/>
                 <w:color w:val="000000"/>
-                <w:szCs w:val="20"/>
+                <w:sz w:val="24"/>
+                <w:szCs w:val="18"/>
               </w:rPr>
               <w:t>Наименование</w:t>
             </w:r>
@@ -808,7 +814,8 @@
               <w:ind w:firstLine="0"/>
               <w:jc w:val="center"/>
               <w:rPr>
-                <w:szCs w:val="20"/>
+                <w:sz w:val="24"/>
+                <w:szCs w:val="18"/>
               </w:rPr>
             </w:pPr>
           </w:p>
@@ -833,12 +840,14 @@
               <w:jc w:val="center"/>
               <w:rPr>
                 <w:b/>
-                <w:szCs w:val="20"/>
+                <w:sz w:val="24"/>
+                <w:szCs w:val="18"/>
               </w:rPr>
             </w:pPr>
             <w:r>
               <w:rPr>
-                <w:szCs w:val="20"/>
+                <w:sz w:val="24"/>
+                <w:szCs w:val="18"/>
               </w:rPr>
               <w:t>Программные документы</w:t>
             </w:r>
@@ -886,12 +895,14 @@
               <w:ind w:firstLine="0"/>
               <w:jc w:val="center"/>
               <w:rPr>
-                <w:szCs w:val="20"/>
+                <w:sz w:val="24"/>
+                <w:szCs w:val="18"/>
               </w:rPr>
             </w:pPr>
             <w:r>
               <w:rPr>
-                <w:szCs w:val="20"/>
+                <w:sz w:val="24"/>
+                <w:szCs w:val="18"/>
               </w:rPr>
               <w:t>1</w:t>
             </w:r>
@@ -914,36 +925,42 @@
               <w:ind w:firstLine="0"/>
               <w:jc w:val="center"/>
               <w:rPr>
-                <w:szCs w:val="28"/>
+                <w:sz w:val="24"/>
+                <w:szCs w:val="18"/>
               </w:rPr>
             </w:pPr>
             <w:r>
               <w:rPr>
-                <w:szCs w:val="28"/>
+                <w:sz w:val="24"/>
+                <w:szCs w:val="18"/>
               </w:rPr>
               <w:t>РФ КГУ 09.03.03КП2</w:t>
             </w:r>
             <w:r>
               <w:rPr>
-                <w:szCs w:val="28"/>
+                <w:sz w:val="24"/>
+                <w:szCs w:val="18"/>
               </w:rPr>
               <w:t>5</w:t>
             </w:r>
             <w:r>
               <w:rPr>
-                <w:szCs w:val="28"/>
+                <w:sz w:val="24"/>
+                <w:szCs w:val="18"/>
               </w:rPr>
               <w:t xml:space="preserve"> </w:t>
             </w:r>
             <w:r>
               <w:rPr>
-                <w:szCs w:val="28"/>
+                <w:sz w:val="24"/>
+                <w:szCs w:val="18"/>
               </w:rPr>
               <w:t>260091</w:t>
             </w:r>
             <w:r>
               <w:rPr>
-                <w:szCs w:val="28"/>
+                <w:sz w:val="24"/>
+                <w:szCs w:val="18"/>
               </w:rPr>
               <w:t xml:space="preserve"> П2</w:t>
             </w:r>
@@ -967,12 +984,14 @@
               <w:ind w:firstLine="0"/>
               <w:jc w:val="center"/>
               <w:rPr>
-                <w:szCs w:val="20"/>
+                <w:sz w:val="24"/>
+                <w:szCs w:val="18"/>
               </w:rPr>
             </w:pPr>
             <w:r>
               <w:rPr>
-                <w:szCs w:val="20"/>
+                <w:sz w:val="24"/>
+                <w:szCs w:val="18"/>
               </w:rPr>
               <w:t>Пояснительная записка</w:t>
             </w:r>
@@ -1020,12 +1039,14 @@
               <w:ind w:firstLine="0"/>
               <w:jc w:val="center"/>
               <w:rPr>
-                <w:szCs w:val="20"/>
+                <w:sz w:val="24"/>
+                <w:szCs w:val="18"/>
               </w:rPr>
             </w:pPr>
             <w:r>
               <w:rPr>
-                <w:szCs w:val="20"/>
+                <w:sz w:val="24"/>
+                <w:szCs w:val="18"/>
               </w:rPr>
               <w:t>2</w:t>
             </w:r>
@@ -1048,18 +1069,21 @@
               <w:ind w:firstLine="0"/>
               <w:jc w:val="center"/>
               <w:rPr>
-                <w:szCs w:val="28"/>
+                <w:sz w:val="24"/>
+                <w:szCs w:val="18"/>
               </w:rPr>
             </w:pPr>
             <w:r>
               <w:rPr>
-                <w:szCs w:val="28"/>
+                <w:sz w:val="24"/>
+                <w:szCs w:val="18"/>
               </w:rPr>
               <w:t xml:space="preserve">РФ КГУ 09.03.03КП25 260091 </w:t>
             </w:r>
             <w:r>
               <w:rPr>
-                <w:szCs w:val="28"/>
+                <w:sz w:val="24"/>
+                <w:szCs w:val="18"/>
               </w:rPr>
               <w:t>С1</w:t>
             </w:r>
@@ -1083,24 +1107,28 @@
               <w:ind w:firstLine="0"/>
               <w:jc w:val="center"/>
               <w:rPr>
-                <w:szCs w:val="20"/>
+                <w:sz w:val="24"/>
+                <w:szCs w:val="18"/>
               </w:rPr>
             </w:pPr>
             <w:r>
               <w:rPr>
-                <w:szCs w:val="20"/>
+                <w:sz w:val="24"/>
+                <w:szCs w:val="18"/>
               </w:rPr>
               <w:t>С</w:t>
             </w:r>
             <w:r>
               <w:rPr>
-                <w:szCs w:val="20"/>
+                <w:sz w:val="24"/>
+                <w:szCs w:val="18"/>
               </w:rPr>
               <w:t>хема</w:t>
             </w:r>
             <w:r>
               <w:rPr>
-                <w:szCs w:val="20"/>
+                <w:sz w:val="24"/>
+                <w:szCs w:val="18"/>
               </w:rPr>
               <w:t xml:space="preserve"> структурная комплекса технических средств</w:t>
             </w:r>
@@ -1148,12 +1176,14 @@
               <w:ind w:firstLine="0"/>
               <w:jc w:val="center"/>
               <w:rPr>
-                <w:szCs w:val="20"/>
+                <w:sz w:val="24"/>
+                <w:szCs w:val="18"/>
               </w:rPr>
             </w:pPr>
             <w:r>
               <w:rPr>
-                <w:szCs w:val="20"/>
+                <w:sz w:val="24"/>
+                <w:szCs w:val="18"/>
               </w:rPr>
               <w:t>3</w:t>
             </w:r>
@@ -1176,18 +1206,21 @@
               <w:ind w:firstLine="0"/>
               <w:jc w:val="center"/>
               <w:rPr>
-                <w:szCs w:val="28"/>
+                <w:sz w:val="24"/>
+                <w:szCs w:val="18"/>
               </w:rPr>
             </w:pPr>
             <w:r>
               <w:rPr>
-                <w:szCs w:val="28"/>
+                <w:sz w:val="24"/>
+                <w:szCs w:val="18"/>
               </w:rPr>
               <w:t xml:space="preserve">РФ КГУ 09.03.03КП25 260091 </w:t>
             </w:r>
             <w:r>
               <w:rPr>
-                <w:szCs w:val="28"/>
+                <w:sz w:val="24"/>
+                <w:szCs w:val="18"/>
               </w:rPr>
               <w:t>С2</w:t>
             </w:r>
@@ -1211,12 +1244,14 @@
               <w:ind w:firstLine="0"/>
               <w:jc w:val="center"/>
               <w:rPr>
-                <w:szCs w:val="20"/>
+                <w:sz w:val="24"/>
+                <w:szCs w:val="18"/>
               </w:rPr>
             </w:pPr>
             <w:r>
               <w:rPr>
-                <w:szCs w:val="20"/>
+                <w:sz w:val="24"/>
+                <w:szCs w:val="18"/>
               </w:rPr>
               <w:t>Схема функциональной структуры</w:t>
             </w:r>
@@ -1249,12 +1284,14 @@
               <w:ind w:firstLine="0"/>
               <w:jc w:val="center"/>
               <w:rPr>
-                <w:szCs w:val="20"/>
+                <w:sz w:val="24"/>
+                <w:szCs w:val="18"/>
               </w:rPr>
             </w:pPr>
             <w:r>
               <w:rPr>
-                <w:szCs w:val="20"/>
+                <w:sz w:val="24"/>
+                <w:szCs w:val="18"/>
               </w:rPr>
               <w:t>4</w:t>
             </w:r>
@@ -1271,18 +1308,21 @@
               <w:ind w:firstLine="0"/>
               <w:jc w:val="center"/>
               <w:rPr>
-                <w:szCs w:val="28"/>
+                <w:sz w:val="24"/>
+                <w:szCs w:val="18"/>
               </w:rPr>
             </w:pPr>
             <w:r>
               <w:rPr>
-                <w:szCs w:val="28"/>
+                <w:sz w:val="24"/>
+                <w:szCs w:val="18"/>
               </w:rPr>
               <w:t xml:space="preserve">РФ КГУ 09.03.03КП25 260091 </w:t>
             </w:r>
             <w:r>
               <w:rPr>
-                <w:szCs w:val="28"/>
+                <w:sz w:val="24"/>
+                <w:szCs w:val="18"/>
               </w:rPr>
               <w:t>СА</w:t>
             </w:r>
@@ -1299,12 +1339,14 @@
               <w:ind w:firstLine="0"/>
               <w:jc w:val="center"/>
               <w:rPr>
-                <w:szCs w:val="20"/>
+                <w:sz w:val="24"/>
+                <w:szCs w:val="18"/>
               </w:rPr>
             </w:pPr>
             <w:r>
               <w:rPr>
-                <w:szCs w:val="20"/>
+                <w:sz w:val="24"/>
+                <w:szCs w:val="18"/>
               </w:rPr>
               <w:t>Чертеж установки технических средств</w:t>
             </w:r>
@@ -1337,12 +1379,14 @@
               <w:ind w:firstLine="0"/>
               <w:jc w:val="center"/>
               <w:rPr>
-                <w:szCs w:val="20"/>
+                <w:sz w:val="24"/>
+                <w:szCs w:val="18"/>
               </w:rPr>
             </w:pPr>
             <w:r>
               <w:rPr>
-                <w:szCs w:val="20"/>
+                <w:sz w:val="24"/>
+                <w:szCs w:val="18"/>
               </w:rPr>
               <w:t>5</w:t>
             </w:r>
@@ -1359,18 +1403,21 @@
               <w:ind w:firstLine="0"/>
               <w:jc w:val="center"/>
               <w:rPr>
-                <w:szCs w:val="28"/>
+                <w:sz w:val="24"/>
+                <w:szCs w:val="18"/>
               </w:rPr>
             </w:pPr>
             <w:r>
               <w:rPr>
-                <w:szCs w:val="28"/>
+                <w:sz w:val="24"/>
+                <w:szCs w:val="18"/>
               </w:rPr>
               <w:t xml:space="preserve">РФ КГУ 09.03.03КП25 260091 </w:t>
             </w:r>
             <w:r>
               <w:rPr>
-                <w:szCs w:val="28"/>
+                <w:sz w:val="24"/>
+                <w:szCs w:val="18"/>
               </w:rPr>
               <w:t>К1</w:t>
             </w:r>
@@ -1387,12 +1434,14 @@
               <w:ind w:firstLine="0"/>
               <w:jc w:val="center"/>
               <w:rPr>
-                <w:szCs w:val="20"/>
+                <w:sz w:val="24"/>
+                <w:szCs w:val="18"/>
               </w:rPr>
             </w:pPr>
             <w:r>
               <w:rPr>
-                <w:szCs w:val="20"/>
+                <w:sz w:val="24"/>
+                <w:szCs w:val="18"/>
               </w:rPr>
               <w:t>Конфигурация оборудования ЛВС</w:t>
             </w:r>
@@ -1431,12 +1480,14 @@
               <w:ind w:firstLine="0"/>
               <w:jc w:val="center"/>
               <w:rPr>
-                <w:szCs w:val="20"/>
+                <w:sz w:val="24"/>
+                <w:szCs w:val="18"/>
               </w:rPr>
             </w:pPr>
             <w:r>
               <w:rPr>
-                <w:szCs w:val="20"/>
+                <w:sz w:val="24"/>
+                <w:szCs w:val="18"/>
               </w:rPr>
               <w:t>6</w:t>
             </w:r>
@@ -1459,18 +1510,21 @@
               <w:ind w:firstLine="0"/>
               <w:jc w:val="center"/>
               <w:rPr>
-                <w:szCs w:val="28"/>
+                <w:sz w:val="24"/>
+                <w:szCs w:val="18"/>
               </w:rPr>
             </w:pPr>
             <w:r>
               <w:rPr>
-                <w:szCs w:val="28"/>
+                <w:sz w:val="24"/>
+                <w:szCs w:val="18"/>
               </w:rPr>
               <w:t xml:space="preserve">РФ КГУ 09.03.03КП25 260091 </w:t>
             </w:r>
             <w:r>
               <w:rPr>
-                <w:szCs w:val="28"/>
+                <w:sz w:val="24"/>
+                <w:szCs w:val="18"/>
               </w:rPr>
               <w:t>Т1</w:t>
             </w:r>
@@ -1493,12 +1547,14 @@
               <w:ind w:firstLine="0"/>
               <w:jc w:val="center"/>
               <w:rPr>
-                <w:szCs w:val="20"/>
+                <w:sz w:val="24"/>
+                <w:szCs w:val="18"/>
               </w:rPr>
             </w:pPr>
             <w:r>
               <w:rPr>
-                <w:szCs w:val="20"/>
+                <w:sz w:val="24"/>
+                <w:szCs w:val="18"/>
               </w:rPr>
               <w:t>Распределение адресного пространства</w:t>
             </w:r>
@@ -1537,12 +1593,14 @@
               <w:ind w:firstLine="0"/>
               <w:jc w:val="center"/>
               <w:rPr>
-                <w:szCs w:val="20"/>
+                <w:sz w:val="24"/>
+                <w:szCs w:val="18"/>
               </w:rPr>
             </w:pPr>
             <w:r>
               <w:rPr>
-                <w:szCs w:val="20"/>
+                <w:sz w:val="24"/>
+                <w:szCs w:val="18"/>
               </w:rPr>
               <w:t>7</w:t>
             </w:r>
@@ -1565,18 +1623,21 @@
               <w:ind w:firstLine="0"/>
               <w:jc w:val="center"/>
               <w:rPr>
-                <w:szCs w:val="28"/>
+                <w:sz w:val="24"/>
+                <w:szCs w:val="18"/>
               </w:rPr>
             </w:pPr>
             <w:r>
               <w:rPr>
-                <w:szCs w:val="28"/>
+                <w:sz w:val="24"/>
+                <w:szCs w:val="18"/>
               </w:rPr>
               <w:t xml:space="preserve">РФ КГУ 09.03.03КП25 260091 </w:t>
             </w:r>
             <w:r>
               <w:rPr>
-                <w:szCs w:val="28"/>
+                <w:sz w:val="24"/>
+                <w:szCs w:val="18"/>
               </w:rPr>
               <w:t>В4</w:t>
             </w:r>
@@ -1599,12 +1660,14 @@
               <w:ind w:firstLine="0"/>
               <w:jc w:val="center"/>
               <w:rPr>
-                <w:szCs w:val="20"/>
+                <w:sz w:val="24"/>
+                <w:szCs w:val="18"/>
               </w:rPr>
             </w:pPr>
             <w:r>
               <w:rPr>
-                <w:szCs w:val="20"/>
+                <w:sz w:val="24"/>
+                <w:szCs w:val="18"/>
               </w:rPr>
               <w:t>Спецификация программно-технических средств ЛВС</w:t>
             </w:r>
